--- a/Day 4/Day3_Day4_Collections_Material_Original.docx
+++ b/Day 4/Day3_Day4_Collections_Material_Original.docx
@@ -691,16 +691,55 @@
           <w:rFonts w:ascii="Consolas" w:eastAsia="Consolas" w:hAnsi="Consolas"/>
           <w:sz w:val="20"/>
         </w:rPr>
-        <w:t xml:space="preserve">        // HashSet – O(1) operations</w:t>
-      </w:r>
-    </w:p>
-    <w:p>
-      <w:r>
-        <w:rPr>
-          <w:rFonts w:ascii="Consolas" w:eastAsia="Consolas" w:hAnsi="Consolas"/>
-          <w:sz w:val="20"/>
-        </w:rPr>
-        <w:t xml:space="preserve">        Set&lt;String&gt; hashSet = new HashSet&lt;&gt;();</w:t>
+        <w:t xml:space="preserve">        // HashSet – </w:t>
+      </w:r>
+      <w:proofErr w:type="gramStart"/>
+      <w:r>
+        <w:rPr>
+          <w:rFonts w:ascii="Consolas" w:eastAsia="Consolas" w:hAnsi="Consolas"/>
+          <w:sz w:val="20"/>
+        </w:rPr>
+        <w:t>O(</w:t>
+      </w:r>
+      <w:proofErr w:type="gramEnd"/>
+      <w:r>
+        <w:rPr>
+          <w:rFonts w:ascii="Consolas" w:eastAsia="Consolas" w:hAnsi="Consolas"/>
+          <w:sz w:val="20"/>
+        </w:rPr>
+        <w:t>1) operations</w:t>
+      </w:r>
+      <w:r>
+        <w:rPr>
+          <w:rFonts w:ascii="Consolas" w:eastAsia="Consolas" w:hAnsi="Consolas"/>
+          <w:sz w:val="20"/>
+        </w:rPr>
+        <w:t>`</w:t>
+      </w:r>
+    </w:p>
+    <w:p>
+      <w:r>
+        <w:rPr>
+          <w:rFonts w:ascii="Consolas" w:eastAsia="Consolas" w:hAnsi="Consolas"/>
+          <w:sz w:val="20"/>
+        </w:rPr>
+        <w:t xml:space="preserve">        Set&lt;String&gt; hashSet = new HashSet&lt;</w:t>
+      </w:r>
+      <w:proofErr w:type="gramStart"/>
+      <w:r>
+        <w:rPr>
+          <w:rFonts w:ascii="Consolas" w:eastAsia="Consolas" w:hAnsi="Consolas"/>
+          <w:sz w:val="20"/>
+        </w:rPr>
+        <w:t>&gt;(</w:t>
+      </w:r>
+      <w:proofErr w:type="gramEnd"/>
+      <w:r>
+        <w:rPr>
+          <w:rFonts w:ascii="Consolas" w:eastAsia="Consolas" w:hAnsi="Consolas"/>
+          <w:sz w:val="20"/>
+        </w:rPr>
+        <w:t>);</w:t>
       </w:r>
     </w:p>
     <w:p>
